--- a/Fase 2/Manuales/SIGMA_Manual_EP04_Maestro_de_activos_y_ubicación_técnica.docx
+++ b/Fase 2/Manuales/SIGMA_Manual_EP04_Maestro_de_activos_y_ubicación_técnica.docx
@@ -613,13 +613,14 @@
         </w:tblBorders>
       </w:tblPr>
       <w:tblGrid>
-        <w:gridCol w:w="4873"/>
-        <w:gridCol w:w="4873"/>
+        <w:gridCol w:w="3249"/>
+        <w:gridCol w:w="3249"/>
+        <w:gridCol w:w="3249"/>
       </w:tblGrid>
       <w:tr>
         <w:tc>
           <w:tcPr>
-            <w:tcW w:type="dxa" w:w="3402"/>
+            <w:tcW w:type="dxa" w:w="2551"/>
             <w:shd w:val="clear" w:color="auto" w:fill="E8E5F7"/>
           </w:tcPr>
           <w:p>
@@ -635,7 +636,7 @@
         </w:tc>
         <w:tc>
           <w:tcPr>
-            <w:tcW w:type="dxa" w:w="6236"/>
+            <w:tcW w:type="dxa" w:w="3969"/>
             <w:shd w:val="clear" w:color="auto" w:fill="E8E5F7"/>
           </w:tcPr>
           <w:p>
@@ -645,7 +646,23 @@
                 <w:b/>
                 <w:sz w:val="19"/>
               </w:rPr>
-              <w:t>Ruta</w:t>
+              <w:t>Ruta en el menú</w:t>
+            </w:r>
+          </w:p>
+        </w:tc>
+        <w:tc>
+          <w:tcPr>
+            <w:tcW w:type="dxa" w:w="3118"/>
+            <w:shd w:val="clear" w:color="auto" w:fill="E8E5F7"/>
+          </w:tcPr>
+          <w:p>
+            <w:r/>
+            <w:r>
+              <w:rPr>
+                <w:b/>
+                <w:sz w:val="19"/>
+              </w:rPr>
+              <w:t>Pestañas que tiene</w:t>
             </w:r>
           </w:p>
         </w:tc>
@@ -653,7 +670,7 @@
       <w:tr>
         <w:tc>
           <w:tcPr>
-            <w:tcW w:type="dxa" w:w="3402"/>
+            <w:tcW w:type="dxa" w:w="2551"/>
           </w:tcPr>
           <w:p>
             <w:r/>
@@ -667,7 +684,7 @@
         </w:tc>
         <w:tc>
           <w:tcPr>
-            <w:tcW w:type="dxa" w:w="6236"/>
+            <w:tcW w:type="dxa" w:w="3969"/>
           </w:tcPr>
           <w:p>
             <w:r/>
@@ -676,6 +693,20 @@
                 <w:sz w:val="19"/>
               </w:rPr>
               <w:t>Control de activos › Activos</w:t>
+            </w:r>
+          </w:p>
+        </w:tc>
+        <w:tc>
+          <w:tcPr>
+            <w:tcW w:type="dxa" w:w="3118"/>
+          </w:tcPr>
+          <w:p>
+            <w:r/>
+            <w:r>
+              <w:rPr>
+                <w:sz w:val="19"/>
+              </w:rPr>
+              <w:t>Resumen · Ficha · Historial · Órdenes de trabajo · Mantenimiento · Inspecciones y tareas · Más</w:t>
             </w:r>
           </w:p>
         </w:tc>
@@ -683,7 +714,7 @@
       <w:tr>
         <w:tc>
           <w:tcPr>
-            <w:tcW w:type="dxa" w:w="3402"/>
+            <w:tcW w:type="dxa" w:w="2551"/>
           </w:tcPr>
           <w:p>
             <w:r/>
@@ -697,7 +728,7 @@
         </w:tc>
         <w:tc>
           <w:tcPr>
-            <w:tcW w:type="dxa" w:w="6236"/>
+            <w:tcW w:type="dxa" w:w="3969"/>
           </w:tcPr>
           <w:p>
             <w:r/>
@@ -706,6 +737,20 @@
                 <w:sz w:val="19"/>
               </w:rPr>
               <w:t>Control de activos › Configuración de activos › Tipos de activo</w:t>
+            </w:r>
+          </w:p>
+        </w:tc>
+        <w:tc>
+          <w:tcPr>
+            <w:tcW w:type="dxa" w:w="3118"/>
+          </w:tcPr>
+          <w:p>
+            <w:r/>
+            <w:r>
+              <w:rPr>
+                <w:sz w:val="19"/>
+              </w:rPr>
+              <w:t>—</w:t>
             </w:r>
           </w:p>
         </w:tc>
@@ -713,7 +758,7 @@
       <w:tr>
         <w:tc>
           <w:tcPr>
-            <w:tcW w:type="dxa" w:w="3402"/>
+            <w:tcW w:type="dxa" w:w="2551"/>
           </w:tcPr>
           <w:p>
             <w:r/>
@@ -727,7 +772,7 @@
         </w:tc>
         <w:tc>
           <w:tcPr>
-            <w:tcW w:type="dxa" w:w="6236"/>
+            <w:tcW w:type="dxa" w:w="3969"/>
           </w:tcPr>
           <w:p>
             <w:r/>
@@ -736,6 +781,20 @@
                 <w:sz w:val="19"/>
               </w:rPr>
               <w:t>Control de activos › Configuración de activos › Modelos de activo</w:t>
+            </w:r>
+          </w:p>
+        </w:tc>
+        <w:tc>
+          <w:tcPr>
+            <w:tcW w:type="dxa" w:w="3118"/>
+          </w:tcPr>
+          <w:p>
+            <w:r/>
+            <w:r>
+              <w:rPr>
+                <w:sz w:val="19"/>
+              </w:rPr>
+              <w:t>—</w:t>
             </w:r>
           </w:p>
         </w:tc>
@@ -743,7 +802,7 @@
       <w:tr>
         <w:tc>
           <w:tcPr>
-            <w:tcW w:type="dxa" w:w="3402"/>
+            <w:tcW w:type="dxa" w:w="2551"/>
           </w:tcPr>
           <w:p>
             <w:r/>
@@ -757,7 +816,7 @@
         </w:tc>
         <w:tc>
           <w:tcPr>
-            <w:tcW w:type="dxa" w:w="6236"/>
+            <w:tcW w:type="dxa" w:w="3969"/>
           </w:tcPr>
           <w:p>
             <w:r/>
@@ -766,6 +825,20 @@
                 <w:sz w:val="19"/>
               </w:rPr>
               <w:t>Control de activos › Configuración de activos › Atributos técnicos</w:t>
+            </w:r>
+          </w:p>
+        </w:tc>
+        <w:tc>
+          <w:tcPr>
+            <w:tcW w:type="dxa" w:w="3118"/>
+          </w:tcPr>
+          <w:p>
+            <w:r/>
+            <w:r>
+              <w:rPr>
+                <w:sz w:val="19"/>
+              </w:rPr>
+              <w:t>—</w:t>
             </w:r>
           </w:p>
         </w:tc>
@@ -773,7 +846,7 @@
       <w:tr>
         <w:tc>
           <w:tcPr>
-            <w:tcW w:type="dxa" w:w="3402"/>
+            <w:tcW w:type="dxa" w:w="2551"/>
           </w:tcPr>
           <w:p>
             <w:r/>
@@ -787,7 +860,7 @@
         </w:tc>
         <w:tc>
           <w:tcPr>
-            <w:tcW w:type="dxa" w:w="6236"/>
+            <w:tcW w:type="dxa" w:w="3969"/>
           </w:tcPr>
           <w:p>
             <w:r/>
@@ -796,6 +869,20 @@
                 <w:sz w:val="19"/>
               </w:rPr>
               <w:t>Control de activos › Configuración de activos › Posiciones</w:t>
+            </w:r>
+          </w:p>
+        </w:tc>
+        <w:tc>
+          <w:tcPr>
+            <w:tcW w:type="dxa" w:w="3118"/>
+          </w:tcPr>
+          <w:p>
+            <w:r/>
+            <w:r>
+              <w:rPr>
+                <w:sz w:val="19"/>
+              </w:rPr>
+              <w:t>—</w:t>
             </w:r>
           </w:p>
         </w:tc>
@@ -835,13 +922,14 @@
         </w:tblBorders>
       </w:tblPr>
       <w:tblGrid>
-        <w:gridCol w:w="4873"/>
-        <w:gridCol w:w="4873"/>
+        <w:gridCol w:w="3249"/>
+        <w:gridCol w:w="3249"/>
+        <w:gridCol w:w="3249"/>
       </w:tblGrid>
       <w:tr>
         <w:tc>
           <w:tcPr>
-            <w:tcW w:type="dxa" w:w="3402"/>
+            <w:tcW w:type="dxa" w:w="2551"/>
             <w:shd w:val="clear" w:color="auto" w:fill="E8E5F7"/>
           </w:tcPr>
           <w:p>
@@ -857,7 +945,7 @@
         </w:tc>
         <w:tc>
           <w:tcPr>
-            <w:tcW w:type="dxa" w:w="6236"/>
+            <w:tcW w:type="dxa" w:w="3969"/>
             <w:shd w:val="clear" w:color="auto" w:fill="E8E5F7"/>
           </w:tcPr>
           <w:p>
@@ -871,11 +959,27 @@
             </w:r>
           </w:p>
         </w:tc>
+        <w:tc>
+          <w:tcPr>
+            <w:tcW w:type="dxa" w:w="3118"/>
+            <w:shd w:val="clear" w:color="auto" w:fill="E8E5F7"/>
+          </w:tcPr>
+          <w:p>
+            <w:r/>
+            <w:r>
+              <w:rPr>
+                <w:b/>
+                <w:sz w:val="18"/>
+              </w:rPr>
+              <w:t>Pestañas que tiene</w:t>
+            </w:r>
+          </w:p>
+        </w:tc>
       </w:tr>
       <w:tr>
         <w:tc>
           <w:tcPr>
-            <w:tcW w:type="dxa" w:w="3402"/>
+            <w:tcW w:type="dxa" w:w="2551"/>
           </w:tcPr>
           <w:p>
             <w:r/>
@@ -889,7 +993,7 @@
         </w:tc>
         <w:tc>
           <w:tcPr>
-            <w:tcW w:type="dxa" w:w="6236"/>
+            <w:tcW w:type="dxa" w:w="3969"/>
           </w:tcPr>
           <w:p>
             <w:r/>
@@ -898,6 +1002,20 @@
                 <w:sz w:val="18"/>
               </w:rPr>
               <w:t>Control de activos › Activos</w:t>
+            </w:r>
+          </w:p>
+        </w:tc>
+        <w:tc>
+          <w:tcPr>
+            <w:tcW w:type="dxa" w:w="3118"/>
+          </w:tcPr>
+          <w:p>
+            <w:r/>
+            <w:r>
+              <w:rPr>
+                <w:sz w:val="18"/>
+              </w:rPr>
+              <w:t>—</w:t>
             </w:r>
           </w:p>
         </w:tc>
@@ -905,7 +1023,7 @@
       <w:tr>
         <w:tc>
           <w:tcPr>
-            <w:tcW w:type="dxa" w:w="3402"/>
+            <w:tcW w:type="dxa" w:w="2551"/>
           </w:tcPr>
           <w:p>
             <w:r/>
@@ -919,7 +1037,7 @@
         </w:tc>
         <w:tc>
           <w:tcPr>
-            <w:tcW w:type="dxa" w:w="6236"/>
+            <w:tcW w:type="dxa" w:w="3969"/>
           </w:tcPr>
           <w:p>
             <w:r/>
@@ -928,6 +1046,20 @@
                 <w:sz w:val="18"/>
               </w:rPr>
               <w:t>Control de activos › Componentes</w:t>
+            </w:r>
+          </w:p>
+        </w:tc>
+        <w:tc>
+          <w:tcPr>
+            <w:tcW w:type="dxa" w:w="3118"/>
+          </w:tcPr>
+          <w:p>
+            <w:r/>
+            <w:r>
+              <w:rPr>
+                <w:sz w:val="18"/>
+              </w:rPr>
+              <w:t>—</w:t>
             </w:r>
           </w:p>
         </w:tc>
@@ -935,7 +1067,7 @@
       <w:tr>
         <w:tc>
           <w:tcPr>
-            <w:tcW w:type="dxa" w:w="3402"/>
+            <w:tcW w:type="dxa" w:w="2551"/>
           </w:tcPr>
           <w:p>
             <w:r/>
@@ -949,7 +1081,7 @@
         </w:tc>
         <w:tc>
           <w:tcPr>
-            <w:tcW w:type="dxa" w:w="6236"/>
+            <w:tcW w:type="dxa" w:w="3969"/>
           </w:tcPr>
           <w:p>
             <w:r/>
@@ -958,6 +1090,20 @@
                 <w:sz w:val="18"/>
               </w:rPr>
               <w:t>Control de activos › Cambiar estado</w:t>
+            </w:r>
+          </w:p>
+        </w:tc>
+        <w:tc>
+          <w:tcPr>
+            <w:tcW w:type="dxa" w:w="3118"/>
+          </w:tcPr>
+          <w:p>
+            <w:r/>
+            <w:r>
+              <w:rPr>
+                <w:sz w:val="18"/>
+              </w:rPr>
+              <w:t>—</w:t>
             </w:r>
           </w:p>
         </w:tc>
@@ -965,7 +1111,7 @@
       <w:tr>
         <w:tc>
           <w:tcPr>
-            <w:tcW w:type="dxa" w:w="3402"/>
+            <w:tcW w:type="dxa" w:w="2551"/>
           </w:tcPr>
           <w:p>
             <w:r/>
@@ -979,7 +1125,7 @@
         </w:tc>
         <w:tc>
           <w:tcPr>
-            <w:tcW w:type="dxa" w:w="6236"/>
+            <w:tcW w:type="dxa" w:w="3969"/>
           </w:tcPr>
           <w:p>
             <w:r/>
@@ -988,6 +1134,20 @@
                 <w:sz w:val="18"/>
               </w:rPr>
               <w:t>Control de activos › Activo (detalle)</w:t>
+            </w:r>
+          </w:p>
+        </w:tc>
+        <w:tc>
+          <w:tcPr>
+            <w:tcW w:type="dxa" w:w="3118"/>
+          </w:tcPr>
+          <w:p>
+            <w:r/>
+            <w:r>
+              <w:rPr>
+                <w:sz w:val="18"/>
+              </w:rPr>
+              <w:t>—</w:t>
             </w:r>
           </w:p>
         </w:tc>
@@ -995,7 +1155,7 @@
       <w:tr>
         <w:tc>
           <w:tcPr>
-            <w:tcW w:type="dxa" w:w="3402"/>
+            <w:tcW w:type="dxa" w:w="2551"/>
           </w:tcPr>
           <w:p>
             <w:r/>
@@ -1009,7 +1169,7 @@
         </w:tc>
         <w:tc>
           <w:tcPr>
-            <w:tcW w:type="dxa" w:w="6236"/>
+            <w:tcW w:type="dxa" w:w="3969"/>
           </w:tcPr>
           <w:p>
             <w:r/>
@@ -1018,6 +1178,20 @@
                 <w:sz w:val="18"/>
               </w:rPr>
               <w:t>Control de activos › Componente (detalle)</w:t>
+            </w:r>
+          </w:p>
+        </w:tc>
+        <w:tc>
+          <w:tcPr>
+            <w:tcW w:type="dxa" w:w="3118"/>
+          </w:tcPr>
+          <w:p>
+            <w:r/>
+            <w:r>
+              <w:rPr>
+                <w:sz w:val="18"/>
+              </w:rPr>
+              <w:t>—</w:t>
             </w:r>
           </w:p>
         </w:tc>
@@ -1025,7 +1199,7 @@
       <w:tr>
         <w:tc>
           <w:tcPr>
-            <w:tcW w:type="dxa" w:w="3402"/>
+            <w:tcW w:type="dxa" w:w="2551"/>
           </w:tcPr>
           <w:p>
             <w:r/>
@@ -1039,7 +1213,7 @@
         </w:tc>
         <w:tc>
           <w:tcPr>
-            <w:tcW w:type="dxa" w:w="6236"/>
+            <w:tcW w:type="dxa" w:w="3969"/>
           </w:tcPr>
           <w:p>
             <w:r/>
@@ -1048,6 +1222,20 @@
                 <w:sz w:val="18"/>
               </w:rPr>
               <w:t>Control de activos › Registrar lectura</w:t>
+            </w:r>
+          </w:p>
+        </w:tc>
+        <w:tc>
+          <w:tcPr>
+            <w:tcW w:type="dxa" w:w="3118"/>
+          </w:tcPr>
+          <w:p>
+            <w:r/>
+            <w:r>
+              <w:rPr>
+                <w:sz w:val="18"/>
+              </w:rPr>
+              <w:t>—</w:t>
             </w:r>
           </w:p>
         </w:tc>
@@ -1055,7 +1243,7 @@
       <w:tr>
         <w:tc>
           <w:tcPr>
-            <w:tcW w:type="dxa" w:w="3402"/>
+            <w:tcW w:type="dxa" w:w="2551"/>
           </w:tcPr>
           <w:p>
             <w:r/>
@@ -1069,7 +1257,7 @@
         </w:tc>
         <w:tc>
           <w:tcPr>
-            <w:tcW w:type="dxa" w:w="6236"/>
+            <w:tcW w:type="dxa" w:w="3969"/>
           </w:tcPr>
           <w:p>
             <w:r/>
@@ -1078,6 +1266,20 @@
                 <w:sz w:val="18"/>
               </w:rPr>
               <w:t>Control de activos › Carga masiva de activos</w:t>
+            </w:r>
+          </w:p>
+        </w:tc>
+        <w:tc>
+          <w:tcPr>
+            <w:tcW w:type="dxa" w:w="3118"/>
+          </w:tcPr>
+          <w:p>
+            <w:r/>
+            <w:r>
+              <w:rPr>
+                <w:sz w:val="18"/>
+              </w:rPr>
+              <w:t>—</w:t>
             </w:r>
           </w:p>
         </w:tc>
@@ -1085,7 +1287,7 @@
       <w:tr>
         <w:tc>
           <w:tcPr>
-            <w:tcW w:type="dxa" w:w="3402"/>
+            <w:tcW w:type="dxa" w:w="2551"/>
           </w:tcPr>
           <w:p>
             <w:r/>
@@ -1099,7 +1301,7 @@
         </w:tc>
         <w:tc>
           <w:tcPr>
-            <w:tcW w:type="dxa" w:w="6236"/>
+            <w:tcW w:type="dxa" w:w="3969"/>
           </w:tcPr>
           <w:p>
             <w:r/>
@@ -1108,6 +1310,20 @@
                 <w:sz w:val="18"/>
               </w:rPr>
               <w:t>Control de activos › Configuración de activos › Tipo de activo (detalle)</w:t>
+            </w:r>
+          </w:p>
+        </w:tc>
+        <w:tc>
+          <w:tcPr>
+            <w:tcW w:type="dxa" w:w="3118"/>
+          </w:tcPr>
+          <w:p>
+            <w:r/>
+            <w:r>
+              <w:rPr>
+                <w:sz w:val="18"/>
+              </w:rPr>
+              <w:t>—</w:t>
             </w:r>
           </w:p>
         </w:tc>
@@ -1115,7 +1331,7 @@
       <w:tr>
         <w:tc>
           <w:tcPr>
-            <w:tcW w:type="dxa" w:w="3402"/>
+            <w:tcW w:type="dxa" w:w="2551"/>
           </w:tcPr>
           <w:p>
             <w:r/>
@@ -1129,7 +1345,7 @@
         </w:tc>
         <w:tc>
           <w:tcPr>
-            <w:tcW w:type="dxa" w:w="6236"/>
+            <w:tcW w:type="dxa" w:w="3969"/>
           </w:tcPr>
           <w:p>
             <w:r/>
@@ -1138,6 +1354,20 @@
                 <w:sz w:val="18"/>
               </w:rPr>
               <w:t>Control de activos › Configuración de activos › Modelo (detalle)</w:t>
+            </w:r>
+          </w:p>
+        </w:tc>
+        <w:tc>
+          <w:tcPr>
+            <w:tcW w:type="dxa" w:w="3118"/>
+          </w:tcPr>
+          <w:p>
+            <w:r/>
+            <w:r>
+              <w:rPr>
+                <w:sz w:val="18"/>
+              </w:rPr>
+              <w:t>—</w:t>
             </w:r>
           </w:p>
         </w:tc>
@@ -1145,7 +1375,7 @@
       <w:tr>
         <w:tc>
           <w:tcPr>
-            <w:tcW w:type="dxa" w:w="3402"/>
+            <w:tcW w:type="dxa" w:w="2551"/>
           </w:tcPr>
           <w:p>
             <w:r/>
@@ -1159,7 +1389,7 @@
         </w:tc>
         <w:tc>
           <w:tcPr>
-            <w:tcW w:type="dxa" w:w="6236"/>
+            <w:tcW w:type="dxa" w:w="3969"/>
           </w:tcPr>
           <w:p>
             <w:r/>
@@ -1168,6 +1398,20 @@
                 <w:sz w:val="18"/>
               </w:rPr>
               <w:t>Control de activos › Configuración de activos › Atributo (detalle)</w:t>
+            </w:r>
+          </w:p>
+        </w:tc>
+        <w:tc>
+          <w:tcPr>
+            <w:tcW w:type="dxa" w:w="3118"/>
+          </w:tcPr>
+          <w:p>
+            <w:r/>
+            <w:r>
+              <w:rPr>
+                <w:sz w:val="18"/>
+              </w:rPr>
+              <w:t>—</w:t>
             </w:r>
           </w:p>
         </w:tc>
@@ -1175,7 +1419,7 @@
       <w:tr>
         <w:tc>
           <w:tcPr>
-            <w:tcW w:type="dxa" w:w="3402"/>
+            <w:tcW w:type="dxa" w:w="2551"/>
           </w:tcPr>
           <w:p>
             <w:r/>
@@ -1189,7 +1433,7 @@
         </w:tc>
         <w:tc>
           <w:tcPr>
-            <w:tcW w:type="dxa" w:w="6236"/>
+            <w:tcW w:type="dxa" w:w="3969"/>
           </w:tcPr>
           <w:p>
             <w:r/>
@@ -1198,6 +1442,20 @@
                 <w:sz w:val="18"/>
               </w:rPr>
               <w:t>Control de activos › Configuración de activos › Posición (detalle)</w:t>
+            </w:r>
+          </w:p>
+        </w:tc>
+        <w:tc>
+          <w:tcPr>
+            <w:tcW w:type="dxa" w:w="3118"/>
+          </w:tcPr>
+          <w:p>
+            <w:r/>
+            <w:r>
+              <w:rPr>
+                <w:sz w:val="18"/>
+              </w:rPr>
+              <w:t>Datos · Ocupación</w:t>
             </w:r>
           </w:p>
         </w:tc>
@@ -1299,6 +1557,38 @@
         <w:rPr>
           <w:sz w:val="21"/>
         </w:rPr>
+        <w:t>Abra Activos.</w:t>
+      </w:r>
+    </w:p>
+    <w:p>
+      <w:pPr>
+        <w:spacing w:after="120"/>
+        <w:ind w:left="680"/>
+      </w:pPr>
+      <w:r>
+        <w:rPr>
+          <w:color w:val="555555"/>
+          <w:sz w:val="19"/>
+        </w:rPr>
+        <w:t>Tiene estas pestañas: Resumen · Ficha · Historial · Órdenes de trabajo · Mantenimiento · Inspecciones y tareas · Más</w:t>
+      </w:r>
+    </w:p>
+    <w:p>
+      <w:pPr>
+        <w:spacing w:after="40"/>
+      </w:pPr>
+      <w:r>
+        <w:rPr>
+          <w:b/>
+          <w:color w:val="4F46E5"/>
+          <w:sz w:val="21"/>
+        </w:rPr>
+        <w:t xml:space="preserve">Paso 3. </w:t>
+      </w:r>
+      <w:r>
+        <w:rPr>
+          <w:sz w:val="21"/>
+        </w:rPr>
         <w:t>Abra el formulario y complete los datos.</w:t>
       </w:r>
     </w:p>
@@ -2287,7 +2577,7 @@
           <w:color w:val="4F46E5"/>
           <w:sz w:val="21"/>
         </w:rPr>
-        <w:t xml:space="preserve">Paso 3. </w:t>
+        <w:t xml:space="preserve">Paso 4. </w:t>
       </w:r>
       <w:r>
         <w:rPr>
@@ -2306,7 +2596,7 @@
           <w:color w:val="4F46E5"/>
           <w:sz w:val="21"/>
         </w:rPr>
-        <w:t xml:space="preserve">Paso 4. </w:t>
+        <w:t xml:space="preserve">Paso 5. </w:t>
       </w:r>
       <w:r>
         <w:rPr>
@@ -2649,6 +2939,38 @@
         <w:rPr>
           <w:sz w:val="21"/>
         </w:rPr>
+        <w:t>Abra Activos y pulse la pestaña «Ficha».</w:t>
+      </w:r>
+    </w:p>
+    <w:p>
+      <w:pPr>
+        <w:spacing w:after="120"/>
+        <w:ind w:left="680"/>
+      </w:pPr>
+      <w:r>
+        <w:rPr>
+          <w:color w:val="555555"/>
+          <w:sz w:val="19"/>
+        </w:rPr>
+        <w:t>Es donde se hace esta operación.</w:t>
+      </w:r>
+    </w:p>
+    <w:p>
+      <w:pPr>
+        <w:spacing w:after="40"/>
+      </w:pPr>
+      <w:r>
+        <w:rPr>
+          <w:b/>
+          <w:color w:val="4F46E5"/>
+          <w:sz w:val="21"/>
+        </w:rPr>
+        <w:t xml:space="preserve">Paso 3. </w:t>
+      </w:r>
+      <w:r>
+        <w:rPr>
+          <w:sz w:val="21"/>
+        </w:rPr>
         <w:t>Ejecute la acción desde la pantalla.</w:t>
       </w:r>
     </w:p>
@@ -2662,7 +2984,7 @@
           <w:color w:val="4F46E5"/>
           <w:sz w:val="21"/>
         </w:rPr>
-        <w:t xml:space="preserve">Paso 3. </w:t>
+        <w:t xml:space="preserve">Paso 4. </w:t>
       </w:r>
       <w:r>
         <w:rPr>
@@ -2961,6 +3283,38 @@
         <w:rPr>
           <w:sz w:val="21"/>
         </w:rPr>
+        <w:t>Abra Activos.</w:t>
+      </w:r>
+    </w:p>
+    <w:p>
+      <w:pPr>
+        <w:spacing w:after="120"/>
+        <w:ind w:left="680"/>
+      </w:pPr>
+      <w:r>
+        <w:rPr>
+          <w:color w:val="555555"/>
+          <w:sz w:val="19"/>
+        </w:rPr>
+        <w:t>Tiene estas pestañas: Resumen · Ficha · Historial · Órdenes de trabajo · Mantenimiento · Inspecciones y tareas · Más</w:t>
+      </w:r>
+    </w:p>
+    <w:p>
+      <w:pPr>
+        <w:spacing w:after="40"/>
+      </w:pPr>
+      <w:r>
+        <w:rPr>
+          <w:b/>
+          <w:color w:val="4F46E5"/>
+          <w:sz w:val="21"/>
+        </w:rPr>
+        <w:t xml:space="preserve">Paso 3. </w:t>
+      </w:r>
+      <w:r>
+        <w:rPr>
+          <w:sz w:val="21"/>
+        </w:rPr>
         <w:t>Abra el formulario y complete los datos.</w:t>
       </w:r>
     </w:p>
@@ -3427,7 +3781,7 @@
           <w:color w:val="4F46E5"/>
           <w:sz w:val="21"/>
         </w:rPr>
-        <w:t xml:space="preserve">Paso 3. </w:t>
+        <w:t xml:space="preserve">Paso 4. </w:t>
       </w:r>
       <w:r>
         <w:rPr>
@@ -3446,7 +3800,7 @@
           <w:color w:val="4F46E5"/>
           <w:sz w:val="21"/>
         </w:rPr>
-        <w:t xml:space="preserve">Paso 4. </w:t>
+        <w:t xml:space="preserve">Paso 5. </w:t>
       </w:r>
       <w:r>
         <w:rPr>
@@ -3701,6 +4055,38 @@
         <w:rPr>
           <w:sz w:val="21"/>
         </w:rPr>
+        <w:t>Abra Activos.</w:t>
+      </w:r>
+    </w:p>
+    <w:p>
+      <w:pPr>
+        <w:spacing w:after="120"/>
+        <w:ind w:left="680"/>
+      </w:pPr>
+      <w:r>
+        <w:rPr>
+          <w:color w:val="555555"/>
+          <w:sz w:val="19"/>
+        </w:rPr>
+        <w:t>Tiene estas pestañas: Resumen · Ficha · Historial · Órdenes de trabajo · Mantenimiento · Inspecciones y tareas · Más</w:t>
+      </w:r>
+    </w:p>
+    <w:p>
+      <w:pPr>
+        <w:spacing w:after="40"/>
+      </w:pPr>
+      <w:r>
+        <w:rPr>
+          <w:b/>
+          <w:color w:val="4F46E5"/>
+          <w:sz w:val="21"/>
+        </w:rPr>
+        <w:t xml:space="preserve">Paso 3. </w:t>
+      </w:r>
+      <w:r>
+        <w:rPr>
+          <w:sz w:val="21"/>
+        </w:rPr>
         <w:t>Abra el formulario y complete los datos.</w:t>
       </w:r>
     </w:p>
@@ -4283,7 +4669,7 @@
           <w:color w:val="4F46E5"/>
           <w:sz w:val="21"/>
         </w:rPr>
-        <w:t xml:space="preserve">Paso 3. </w:t>
+        <w:t xml:space="preserve">Paso 4. </w:t>
       </w:r>
       <w:r>
         <w:rPr>
@@ -4302,7 +4688,7 @@
           <w:color w:val="4F46E5"/>
           <w:sz w:val="21"/>
         </w:rPr>
-        <w:t xml:space="preserve">Paso 4. </w:t>
+        <w:t xml:space="preserve">Paso 5. </w:t>
       </w:r>
       <w:r>
         <w:rPr>
@@ -4601,6 +4987,38 @@
         <w:rPr>
           <w:sz w:val="21"/>
         </w:rPr>
+        <w:t>Abra Activos.</w:t>
+      </w:r>
+    </w:p>
+    <w:p>
+      <w:pPr>
+        <w:spacing w:after="120"/>
+        <w:ind w:left="680"/>
+      </w:pPr>
+      <w:r>
+        <w:rPr>
+          <w:color w:val="555555"/>
+          <w:sz w:val="19"/>
+        </w:rPr>
+        <w:t>Tiene estas pestañas: Resumen · Ficha · Historial · Órdenes de trabajo · Mantenimiento · Inspecciones y tareas · Más</w:t>
+      </w:r>
+    </w:p>
+    <w:p>
+      <w:pPr>
+        <w:spacing w:after="40"/>
+      </w:pPr>
+      <w:r>
+        <w:rPr>
+          <w:b/>
+          <w:color w:val="4F46E5"/>
+          <w:sz w:val="21"/>
+        </w:rPr>
+        <w:t xml:space="preserve">Paso 3. </w:t>
+      </w:r>
+      <w:r>
+        <w:rPr>
+          <w:sz w:val="21"/>
+        </w:rPr>
         <w:t>Abra el formulario y complete los datos.</w:t>
       </w:r>
     </w:p>
@@ -4893,7 +5311,7 @@
           <w:color w:val="4F46E5"/>
           <w:sz w:val="21"/>
         </w:rPr>
-        <w:t xml:space="preserve">Paso 3. </w:t>
+        <w:t xml:space="preserve">Paso 4. </w:t>
       </w:r>
       <w:r>
         <w:rPr>
@@ -4912,7 +5330,7 @@
           <w:color w:val="4F46E5"/>
           <w:sz w:val="21"/>
         </w:rPr>
-        <w:t xml:space="preserve">Paso 4. </w:t>
+        <w:t xml:space="preserve">Paso 5. </w:t>
       </w:r>
       <w:r>
         <w:rPr>
@@ -5167,6 +5585,38 @@
         <w:rPr>
           <w:sz w:val="21"/>
         </w:rPr>
+        <w:t>Abra Activos.</w:t>
+      </w:r>
+    </w:p>
+    <w:p>
+      <w:pPr>
+        <w:spacing w:after="120"/>
+        <w:ind w:left="680"/>
+      </w:pPr>
+      <w:r>
+        <w:rPr>
+          <w:color w:val="555555"/>
+          <w:sz w:val="19"/>
+        </w:rPr>
+        <w:t>Tiene estas pestañas: Resumen · Ficha · Historial · Órdenes de trabajo · Mantenimiento · Inspecciones y tareas · Más</w:t>
+      </w:r>
+    </w:p>
+    <w:p>
+      <w:pPr>
+        <w:spacing w:after="40"/>
+      </w:pPr>
+      <w:r>
+        <w:rPr>
+          <w:b/>
+          <w:color w:val="4F46E5"/>
+          <w:sz w:val="21"/>
+        </w:rPr>
+        <w:t xml:space="preserve">Paso 3. </w:t>
+      </w:r>
+      <w:r>
+        <w:rPr>
+          <w:sz w:val="21"/>
+        </w:rPr>
         <w:t>Abra el formulario y complete los datos.</w:t>
       </w:r>
     </w:p>
@@ -5401,7 +5851,7 @@
           <w:color w:val="4F46E5"/>
           <w:sz w:val="21"/>
         </w:rPr>
-        <w:t xml:space="preserve">Paso 3. </w:t>
+        <w:t xml:space="preserve">Paso 4. </w:t>
       </w:r>
       <w:r>
         <w:rPr>
@@ -5420,7 +5870,7 @@
           <w:color w:val="4F46E5"/>
           <w:sz w:val="21"/>
         </w:rPr>
-        <w:t xml:space="preserve">Paso 4. </w:t>
+        <w:t xml:space="preserve">Paso 5. </w:t>
       </w:r>
       <w:r>
         <w:rPr>
@@ -5675,6 +6125,38 @@
         <w:rPr>
           <w:sz w:val="21"/>
         </w:rPr>
+        <w:t>Abra Activos.</w:t>
+      </w:r>
+    </w:p>
+    <w:p>
+      <w:pPr>
+        <w:spacing w:after="120"/>
+        <w:ind w:left="680"/>
+      </w:pPr>
+      <w:r>
+        <w:rPr>
+          <w:color w:val="555555"/>
+          <w:sz w:val="19"/>
+        </w:rPr>
+        <w:t>Tiene estas pestañas: Resumen · Ficha · Historial · Órdenes de trabajo · Mantenimiento · Inspecciones y tareas · Más</w:t>
+      </w:r>
+    </w:p>
+    <w:p>
+      <w:pPr>
+        <w:spacing w:after="40"/>
+      </w:pPr>
+      <w:r>
+        <w:rPr>
+          <w:b/>
+          <w:color w:val="4F46E5"/>
+          <w:sz w:val="21"/>
+        </w:rPr>
+        <w:t xml:space="preserve">Paso 3. </w:t>
+      </w:r>
+      <w:r>
+        <w:rPr>
+          <w:sz w:val="21"/>
+        </w:rPr>
         <w:t>Abra el formulario y complete los datos.</w:t>
       </w:r>
     </w:p>
@@ -6025,7 +6507,7 @@
           <w:color w:val="4F46E5"/>
           <w:sz w:val="21"/>
         </w:rPr>
-        <w:t xml:space="preserve">Paso 3. </w:t>
+        <w:t xml:space="preserve">Paso 4. </w:t>
       </w:r>
       <w:r>
         <w:rPr>
@@ -6044,7 +6526,7 @@
           <w:color w:val="4F46E5"/>
           <w:sz w:val="21"/>
         </w:rPr>
-        <w:t xml:space="preserve">Paso 4. </w:t>
+        <w:t xml:space="preserve">Paso 5. </w:t>
       </w:r>
       <w:r>
         <w:rPr>
@@ -6299,6 +6781,38 @@
         <w:rPr>
           <w:sz w:val="21"/>
         </w:rPr>
+        <w:t>Abra Activos.</w:t>
+      </w:r>
+    </w:p>
+    <w:p>
+      <w:pPr>
+        <w:spacing w:after="120"/>
+        <w:ind w:left="680"/>
+      </w:pPr>
+      <w:r>
+        <w:rPr>
+          <w:color w:val="555555"/>
+          <w:sz w:val="19"/>
+        </w:rPr>
+        <w:t>Tiene estas pestañas: Resumen · Ficha · Historial · Órdenes de trabajo · Mantenimiento · Inspecciones y tareas · Más</w:t>
+      </w:r>
+    </w:p>
+    <w:p>
+      <w:pPr>
+        <w:spacing w:after="40"/>
+      </w:pPr>
+      <w:r>
+        <w:rPr>
+          <w:b/>
+          <w:color w:val="4F46E5"/>
+          <w:sz w:val="21"/>
+        </w:rPr>
+        <w:t xml:space="preserve">Paso 3. </w:t>
+      </w:r>
+      <w:r>
+        <w:rPr>
+          <w:sz w:val="21"/>
+        </w:rPr>
         <w:t>Abra el formulario y complete los datos.</w:t>
       </w:r>
     </w:p>
@@ -6707,7 +7221,7 @@
           <w:color w:val="4F46E5"/>
           <w:sz w:val="21"/>
         </w:rPr>
-        <w:t xml:space="preserve">Paso 3. </w:t>
+        <w:t xml:space="preserve">Paso 4. </w:t>
       </w:r>
       <w:r>
         <w:rPr>
@@ -6726,7 +7240,7 @@
           <w:color w:val="4F46E5"/>
           <w:sz w:val="21"/>
         </w:rPr>
-        <w:t xml:space="preserve">Paso 4. </w:t>
+        <w:t xml:space="preserve">Paso 5. </w:t>
       </w:r>
       <w:r>
         <w:rPr>
@@ -6937,6 +7451,38 @@
         <w:rPr>
           <w:sz w:val="21"/>
         </w:rPr>
+        <w:t>Abra Activos.</w:t>
+      </w:r>
+    </w:p>
+    <w:p>
+      <w:pPr>
+        <w:spacing w:after="120"/>
+        <w:ind w:left="680"/>
+      </w:pPr>
+      <w:r>
+        <w:rPr>
+          <w:color w:val="555555"/>
+          <w:sz w:val="19"/>
+        </w:rPr>
+        <w:t>Tiene estas pestañas: Resumen · Ficha · Historial · Órdenes de trabajo · Mantenimiento · Inspecciones y tareas · Más</w:t>
+      </w:r>
+    </w:p>
+    <w:p>
+      <w:pPr>
+        <w:spacing w:after="40"/>
+      </w:pPr>
+      <w:r>
+        <w:rPr>
+          <w:b/>
+          <w:color w:val="4F46E5"/>
+          <w:sz w:val="21"/>
+        </w:rPr>
+        <w:t xml:space="preserve">Paso 3. </w:t>
+      </w:r>
+      <w:r>
+        <w:rPr>
+          <w:sz w:val="21"/>
+        </w:rPr>
         <w:t>Abra el formulario y complete los datos.</w:t>
       </w:r>
     </w:p>
@@ -7403,7 +7949,7 @@
           <w:color w:val="4F46E5"/>
           <w:sz w:val="21"/>
         </w:rPr>
-        <w:t xml:space="preserve">Paso 3. </w:t>
+        <w:t xml:space="preserve">Paso 4. </w:t>
       </w:r>
       <w:r>
         <w:rPr>
@@ -7422,7 +7968,7 @@
           <w:color w:val="4F46E5"/>
           <w:sz w:val="21"/>
         </w:rPr>
-        <w:t xml:space="preserve">Paso 4. </w:t>
+        <w:t xml:space="preserve">Paso 5. </w:t>
       </w:r>
       <w:r>
         <w:rPr>

--- a/Fase 2/Manuales/SIGMA_Manual_EP04_Maestro_de_activos_y_ubicación_técnica.docx
+++ b/Fase 2/Manuales/SIGMA_Manual_EP04_Maestro_de_activos_y_ubicación_técnica.docx
@@ -152,7 +152,7 @@
               <w:rPr>
                 <w:sz w:val="20"/>
               </w:rPr>
-              <w:t>5 visibles en el menú y 11 que se abren desde otra pantalla</w:t>
+              <w:t>6 en el menú y 7 que se abren desde ellas</w:t>
             </w:r>
           </w:p>
         </w:tc>
@@ -216,7 +216,7 @@
               <w:rPr>
                 <w:sz w:val="20"/>
               </w:rPr>
-              <w:t>1.0 · 01-10-2026</w:t>
+              <w:t>1.1 · 02-10-2026</w:t>
             </w:r>
           </w:p>
         </w:tc>
@@ -490,19 +490,7 @@
         <w:rPr>
           <w:sz w:val="21"/>
         </w:rPr>
-        <w:t>Crear y editar activos</w:t>
-      </w:r>
-    </w:p>
-    <w:p>
-      <w:pPr>
-        <w:pStyle w:val="ListBullet"/>
-        <w:spacing w:after="60"/>
-      </w:pPr>
-      <w:r>
-        <w:rPr>
-          <w:sz w:val="21"/>
-        </w:rPr>
-        <w:t>Registrar medicion de condicion</w:t>
+        <w:t>Imprimir etiquetas</w:t>
       </w:r>
     </w:p>
     <w:p>
@@ -595,7 +583,7 @@
           <w:i w:val="0"/>
           <w:sz w:val="22"/>
         </w:rPr>
-        <w:t>Desde el menú lateral:</w:t>
+        <w:t>Estas son las pantallas que usa el módulo, con la ruta exacta del menú lateral:</w:t>
       </w:r>
     </w:p>
     <w:tbl>
@@ -663,6 +651,50 @@
                 <w:sz w:val="19"/>
               </w:rPr>
               <w:t>Pestañas que tiene</w:t>
+            </w:r>
+          </w:p>
+        </w:tc>
+      </w:tr>
+      <w:tr>
+        <w:tc>
+          <w:tcPr>
+            <w:tcW w:type="dxa" w:w="2551"/>
+          </w:tcPr>
+          <w:p>
+            <w:r/>
+            <w:r>
+              <w:rPr>
+                <w:sz w:val="19"/>
+              </w:rPr>
+              <w:t>Etiquetas</w:t>
+            </w:r>
+          </w:p>
+        </w:tc>
+        <w:tc>
+          <w:tcPr>
+            <w:tcW w:type="dxa" w:w="3969"/>
+          </w:tcPr>
+          <w:p>
+            <w:r/>
+            <w:r>
+              <w:rPr>
+                <w:sz w:val="19"/>
+              </w:rPr>
+              <w:t>Utilidades › Etiquetas</w:t>
+            </w:r>
+          </w:p>
+        </w:tc>
+        <w:tc>
+          <w:tcPr>
+            <w:tcW w:type="dxa" w:w="3118"/>
+          </w:tcPr>
+          <w:p>
+            <w:r/>
+            <w:r>
+              <w:rPr>
+                <w:sz w:val="19"/>
+              </w:rPr>
+              <w:t>—</w:t>
             </w:r>
           </w:p>
         </w:tc>
@@ -987,7 +1019,7 @@
               <w:rPr>
                 <w:sz w:val="18"/>
               </w:rPr>
-              <w:t>Activos</w:t>
+              <w:t>Cambiar estado</w:t>
             </w:r>
           </w:p>
         </w:tc>
@@ -1001,7 +1033,7 @@
               <w:rPr>
                 <w:sz w:val="18"/>
               </w:rPr>
-              <w:t>Control de activos › Activos</w:t>
+              <w:t>Control de activos › Cambiar estado</w:t>
             </w:r>
           </w:p>
         </w:tc>
@@ -1031,7 +1063,7 @@
               <w:rPr>
                 <w:sz w:val="18"/>
               </w:rPr>
-              <w:t>Componentes</w:t>
+              <w:t>Activo (detalle)</w:t>
             </w:r>
           </w:p>
         </w:tc>
@@ -1045,7 +1077,7 @@
               <w:rPr>
                 <w:sz w:val="18"/>
               </w:rPr>
-              <w:t>Control de activos › Componentes</w:t>
+              <w:t>Control de activos › Activo (detalle)</w:t>
             </w:r>
           </w:p>
         </w:tc>
@@ -1075,7 +1107,7 @@
               <w:rPr>
                 <w:sz w:val="18"/>
               </w:rPr>
-              <w:t>Cambiar estado</w:t>
+              <w:t>Componente (detalle)</w:t>
             </w:r>
           </w:p>
         </w:tc>
@@ -1089,7 +1121,7 @@
               <w:rPr>
                 <w:sz w:val="18"/>
               </w:rPr>
-              <w:t>Control de activos › Cambiar estado</w:t>
+              <w:t>Control de activos › Componente (detalle)</w:t>
             </w:r>
           </w:p>
         </w:tc>
@@ -1119,7 +1151,7 @@
               <w:rPr>
                 <w:sz w:val="18"/>
               </w:rPr>
-              <w:t>Activo (detalle)</w:t>
+              <w:t>Posición (detalle)</w:t>
             </w:r>
           </w:p>
         </w:tc>
@@ -1133,7 +1165,7 @@
               <w:rPr>
                 <w:sz w:val="18"/>
               </w:rPr>
-              <w:t>Control de activos › Activo (detalle)</w:t>
+              <w:t>Control de activos › Configuración de activos › Posición (detalle)</w:t>
             </w:r>
           </w:p>
         </w:tc>
@@ -1147,7 +1179,7 @@
               <w:rPr>
                 <w:sz w:val="18"/>
               </w:rPr>
-              <w:t>—</w:t>
+              <w:t>Datos · Ocupación</w:t>
             </w:r>
           </w:p>
         </w:tc>
@@ -1163,7 +1195,7 @@
               <w:rPr>
                 <w:sz w:val="18"/>
               </w:rPr>
-              <w:t>Componente (detalle)</w:t>
+              <w:t>Tipo de activo (detalle)</w:t>
             </w:r>
           </w:p>
         </w:tc>
@@ -1177,7 +1209,7 @@
               <w:rPr>
                 <w:sz w:val="18"/>
               </w:rPr>
-              <w:t>Control de activos › Componente (detalle)</w:t>
+              <w:t>Control de activos › Configuración de activos › Tipo de activo (detalle)</w:t>
             </w:r>
           </w:p>
         </w:tc>
@@ -1207,7 +1239,7 @@
               <w:rPr>
                 <w:sz w:val="18"/>
               </w:rPr>
-              <w:t>Registrar lectura</w:t>
+              <w:t>Modelo (detalle)</w:t>
             </w:r>
           </w:p>
         </w:tc>
@@ -1221,7 +1253,7 @@
               <w:rPr>
                 <w:sz w:val="18"/>
               </w:rPr>
-              <w:t>Control de activos › Registrar lectura</w:t>
+              <w:t>Control de activos › Configuración de activos › Modelo (detalle)</w:t>
             </w:r>
           </w:p>
         </w:tc>
@@ -1251,7 +1283,7 @@
               <w:rPr>
                 <w:sz w:val="18"/>
               </w:rPr>
-              <w:t>Carga masiva de activos</w:t>
+              <w:t>Atributo (detalle)</w:t>
             </w:r>
           </w:p>
         </w:tc>
@@ -1265,7 +1297,7 @@
               <w:rPr>
                 <w:sz w:val="18"/>
               </w:rPr>
-              <w:t>Control de activos › Carga masiva de activos</w:t>
+              <w:t>Control de activos › Configuración de activos › Atributo (detalle)</w:t>
             </w:r>
           </w:p>
         </w:tc>
@@ -1280,182 +1312,6 @@
                 <w:sz w:val="18"/>
               </w:rPr>
               <w:t>—</w:t>
-            </w:r>
-          </w:p>
-        </w:tc>
-      </w:tr>
-      <w:tr>
-        <w:tc>
-          <w:tcPr>
-            <w:tcW w:type="dxa" w:w="2551"/>
-          </w:tcPr>
-          <w:p>
-            <w:r/>
-            <w:r>
-              <w:rPr>
-                <w:sz w:val="18"/>
-              </w:rPr>
-              <w:t>Tipo de activo (detalle)</w:t>
-            </w:r>
-          </w:p>
-        </w:tc>
-        <w:tc>
-          <w:tcPr>
-            <w:tcW w:type="dxa" w:w="3969"/>
-          </w:tcPr>
-          <w:p>
-            <w:r/>
-            <w:r>
-              <w:rPr>
-                <w:sz w:val="18"/>
-              </w:rPr>
-              <w:t>Control de activos › Configuración de activos › Tipo de activo (detalle)</w:t>
-            </w:r>
-          </w:p>
-        </w:tc>
-        <w:tc>
-          <w:tcPr>
-            <w:tcW w:type="dxa" w:w="3118"/>
-          </w:tcPr>
-          <w:p>
-            <w:r/>
-            <w:r>
-              <w:rPr>
-                <w:sz w:val="18"/>
-              </w:rPr>
-              <w:t>—</w:t>
-            </w:r>
-          </w:p>
-        </w:tc>
-      </w:tr>
-      <w:tr>
-        <w:tc>
-          <w:tcPr>
-            <w:tcW w:type="dxa" w:w="2551"/>
-          </w:tcPr>
-          <w:p>
-            <w:r/>
-            <w:r>
-              <w:rPr>
-                <w:sz w:val="18"/>
-              </w:rPr>
-              <w:t>Modelo (detalle)</w:t>
-            </w:r>
-          </w:p>
-        </w:tc>
-        <w:tc>
-          <w:tcPr>
-            <w:tcW w:type="dxa" w:w="3969"/>
-          </w:tcPr>
-          <w:p>
-            <w:r/>
-            <w:r>
-              <w:rPr>
-                <w:sz w:val="18"/>
-              </w:rPr>
-              <w:t>Control de activos › Configuración de activos › Modelo (detalle)</w:t>
-            </w:r>
-          </w:p>
-        </w:tc>
-        <w:tc>
-          <w:tcPr>
-            <w:tcW w:type="dxa" w:w="3118"/>
-          </w:tcPr>
-          <w:p>
-            <w:r/>
-            <w:r>
-              <w:rPr>
-                <w:sz w:val="18"/>
-              </w:rPr>
-              <w:t>—</w:t>
-            </w:r>
-          </w:p>
-        </w:tc>
-      </w:tr>
-      <w:tr>
-        <w:tc>
-          <w:tcPr>
-            <w:tcW w:type="dxa" w:w="2551"/>
-          </w:tcPr>
-          <w:p>
-            <w:r/>
-            <w:r>
-              <w:rPr>
-                <w:sz w:val="18"/>
-              </w:rPr>
-              <w:t>Atributo (detalle)</w:t>
-            </w:r>
-          </w:p>
-        </w:tc>
-        <w:tc>
-          <w:tcPr>
-            <w:tcW w:type="dxa" w:w="3969"/>
-          </w:tcPr>
-          <w:p>
-            <w:r/>
-            <w:r>
-              <w:rPr>
-                <w:sz w:val="18"/>
-              </w:rPr>
-              <w:t>Control de activos › Configuración de activos › Atributo (detalle)</w:t>
-            </w:r>
-          </w:p>
-        </w:tc>
-        <w:tc>
-          <w:tcPr>
-            <w:tcW w:type="dxa" w:w="3118"/>
-          </w:tcPr>
-          <w:p>
-            <w:r/>
-            <w:r>
-              <w:rPr>
-                <w:sz w:val="18"/>
-              </w:rPr>
-              <w:t>—</w:t>
-            </w:r>
-          </w:p>
-        </w:tc>
-      </w:tr>
-      <w:tr>
-        <w:tc>
-          <w:tcPr>
-            <w:tcW w:type="dxa" w:w="2551"/>
-          </w:tcPr>
-          <w:p>
-            <w:r/>
-            <w:r>
-              <w:rPr>
-                <w:sz w:val="18"/>
-              </w:rPr>
-              <w:t>Posición (detalle)</w:t>
-            </w:r>
-          </w:p>
-        </w:tc>
-        <w:tc>
-          <w:tcPr>
-            <w:tcW w:type="dxa" w:w="3969"/>
-          </w:tcPr>
-          <w:p>
-            <w:r/>
-            <w:r>
-              <w:rPr>
-                <w:sz w:val="18"/>
-              </w:rPr>
-              <w:t>Control de activos › Configuración de activos › Posición (detalle)</w:t>
-            </w:r>
-          </w:p>
-        </w:tc>
-        <w:tc>
-          <w:tcPr>
-            <w:tcW w:type="dxa" w:w="3118"/>
-          </w:tcPr>
-          <w:p>
-            <w:r/>
-            <w:r>
-              <w:rPr>
-                <w:sz w:val="18"/>
-              </w:rPr>
-              <w:t>Datos · Ocupación</w:t>
             </w:r>
           </w:p>
         </w:tc>
@@ -1557,20 +1413,7 @@
         <w:rPr>
           <w:sz w:val="21"/>
         </w:rPr>
-        <w:t>Abra Activos.</w:t>
-      </w:r>
-    </w:p>
-    <w:p>
-      <w:pPr>
-        <w:spacing w:after="120"/>
-        <w:ind w:left="680"/>
-      </w:pPr>
-      <w:r>
-        <w:rPr>
-          <w:color w:val="555555"/>
-          <w:sz w:val="19"/>
-        </w:rPr>
-        <w:t>Tiene estas pestañas: Resumen · Ficha · Historial · Órdenes de trabajo · Mantenimiento · Inspecciones y tareas · Más</w:t>
+        <w:t>Desde el listado, pulse «Nuevo» para crear, o elija la fila que quiere modificar. Se abre Activo (detalle).</w:t>
       </w:r>
     </w:p>
     <w:p>
@@ -1589,7 +1432,7 @@
         <w:rPr>
           <w:sz w:val="21"/>
         </w:rPr>
-        <w:t>Abra el formulario y complete los datos.</w:t>
+        <w:t>Complete los datos.</w:t>
       </w:r>
     </w:p>
     <w:p>
@@ -1602,7 +1445,7 @@
           <w:color w:val="555555"/>
           <w:sz w:val="19"/>
         </w:rPr>
-        <w:t>Hay 15 campos; 6 son obligatorios.</w:t>
+        <w:t>Son 15 campos; 6 obligatorios.</w:t>
       </w:r>
     </w:p>
     <w:tbl>
@@ -2939,20 +2782,7 @@
         <w:rPr>
           <w:sz w:val="21"/>
         </w:rPr>
-        <w:t>Abra Activos y pulse la pestaña «Ficha».</w:t>
-      </w:r>
-    </w:p>
-    <w:p>
-      <w:pPr>
-        <w:spacing w:after="120"/>
-        <w:ind w:left="680"/>
-      </w:pPr>
-      <w:r>
-        <w:rPr>
-          <w:color w:val="555555"/>
-          <w:sz w:val="19"/>
-        </w:rPr>
-        <w:t>Es donde se hace esta operación.</w:t>
+        <w:t>Desde el listado, elija la fila que quiere consultar. Se abre Activo (detalle).</w:t>
       </w:r>
     </w:p>
     <w:p>
@@ -2971,7 +2801,20 @@
         <w:rPr>
           <w:sz w:val="21"/>
         </w:rPr>
-        <w:t>Ejecute la acción desde la pantalla.</w:t>
+        <w:t>Revise la información que muestra Activo (detalle).</w:t>
+      </w:r>
+    </w:p>
+    <w:p>
+      <w:pPr>
+        <w:spacing w:after="120"/>
+        <w:ind w:left="680"/>
+      </w:pPr>
+      <w:r>
+        <w:rPr>
+          <w:color w:val="555555"/>
+          <w:sz w:val="19"/>
+        </w:rPr>
+        <w:t>Es una consulta: no hay nada que llenar ni que guardar.</w:t>
       </w:r>
     </w:p>
     <w:p>
@@ -3251,7 +3094,7 @@
         <w:rPr>
           <w:sz w:val="21"/>
         </w:rPr>
-        <w:t>Entre a Activos.</w:t>
+        <w:t>Entre a Posiciones.</w:t>
       </w:r>
     </w:p>
     <w:p>
@@ -3264,7 +3107,7 @@
           <w:color w:val="555555"/>
           <w:sz w:val="19"/>
         </w:rPr>
-        <w:t>Menú: Control de activos › Activos</w:t>
+        <w:t>Menú: Control de activos › Configuración de activos › Posiciones</w:t>
       </w:r>
     </w:p>
     <w:p>
@@ -3283,7 +3126,7 @@
         <w:rPr>
           <w:sz w:val="21"/>
         </w:rPr>
-        <w:t>Abra Activos.</w:t>
+        <w:t>Desde el listado, pulse «Nuevo» para crear, o elija la fila que quiere modificar. Se abre Posición (detalle).</w:t>
       </w:r>
     </w:p>
     <w:p>
@@ -3296,7 +3139,7 @@
           <w:color w:val="555555"/>
           <w:sz w:val="19"/>
         </w:rPr>
-        <w:t>Tiene estas pestañas: Resumen · Ficha · Historial · Órdenes de trabajo · Mantenimiento · Inspecciones y tareas · Más</w:t>
+        <w:t>Esta pantalla tiene estas pestañas: Datos · Ocupación.</w:t>
       </w:r>
     </w:p>
     <w:p>
@@ -3315,7 +3158,7 @@
         <w:rPr>
           <w:sz w:val="21"/>
         </w:rPr>
-        <w:t>Abra el formulario y complete los datos.</w:t>
+        <w:t>Complete los datos.</w:t>
       </w:r>
     </w:p>
     <w:p>
@@ -3328,7 +3171,7 @@
           <w:color w:val="555555"/>
           <w:sz w:val="19"/>
         </w:rPr>
-        <w:t>Hay 6 campos; 4 son obligatorios.</w:t>
+        <w:t>Son 6 campos; 4 obligatorios.</w:t>
       </w:r>
     </w:p>
     <w:tbl>
@@ -4055,20 +3898,7 @@
         <w:rPr>
           <w:sz w:val="21"/>
         </w:rPr>
-        <w:t>Abra Activos.</w:t>
-      </w:r>
-    </w:p>
-    <w:p>
-      <w:pPr>
-        <w:spacing w:after="120"/>
-        <w:ind w:left="680"/>
-      </w:pPr>
-      <w:r>
-        <w:rPr>
-          <w:color w:val="555555"/>
-          <w:sz w:val="19"/>
-        </w:rPr>
-        <w:t>Tiene estas pestañas: Resumen · Ficha · Historial · Órdenes de trabajo · Mantenimiento · Inspecciones y tareas · Más</w:t>
+        <w:t>Desde el listado, pulse «Nuevo» para crear, o elija la fila que quiere modificar. Se abre Componente (detalle).</w:t>
       </w:r>
     </w:p>
     <w:p>
@@ -4087,7 +3917,7 @@
         <w:rPr>
           <w:sz w:val="21"/>
         </w:rPr>
-        <w:t>Abra el formulario y complete los datos.</w:t>
+        <w:t>Complete los datos.</w:t>
       </w:r>
     </w:p>
     <w:p>
@@ -4100,7 +3930,7 @@
           <w:color w:val="555555"/>
           <w:sz w:val="19"/>
         </w:rPr>
-        <w:t>Hay 8 campos; 4 son obligatorios.</w:t>
+        <w:t>Son 8 campos; 4 obligatorios.</w:t>
       </w:r>
     </w:p>
     <w:tbl>
@@ -4987,20 +4817,7 @@
         <w:rPr>
           <w:sz w:val="21"/>
         </w:rPr>
-        <w:t>Abra Activos.</w:t>
-      </w:r>
-    </w:p>
-    <w:p>
-      <w:pPr>
-        <w:spacing w:after="120"/>
-        <w:ind w:left="680"/>
-      </w:pPr>
-      <w:r>
-        <w:rPr>
-          <w:color w:val="555555"/>
-          <w:sz w:val="19"/>
-        </w:rPr>
-        <w:t>Tiene estas pestañas: Resumen · Ficha · Historial · Órdenes de trabajo · Mantenimiento · Inspecciones y tareas · Más</w:t>
+        <w:t>Desde esa pantalla, abra Cambiar estado.</w:t>
       </w:r>
     </w:p>
     <w:p>
@@ -5019,7 +4836,7 @@
         <w:rPr>
           <w:sz w:val="21"/>
         </w:rPr>
-        <w:t>Abra el formulario y complete los datos.</w:t>
+        <w:t>Complete los datos.</w:t>
       </w:r>
     </w:p>
     <w:p>
@@ -5032,7 +4849,7 @@
           <w:color w:val="555555"/>
           <w:sz w:val="19"/>
         </w:rPr>
-        <w:t>Hay 3 campos; 3 son obligatorios.</w:t>
+        <w:t>Son 3 campos; 3 obligatorios.</w:t>
       </w:r>
     </w:p>
     <w:tbl>
@@ -5553,7 +5370,7 @@
         <w:rPr>
           <w:sz w:val="21"/>
         </w:rPr>
-        <w:t>Entre a Activos.</w:t>
+        <w:t>Entre a Posiciones.</w:t>
       </w:r>
     </w:p>
     <w:p>
@@ -5566,7 +5383,7 @@
           <w:color w:val="555555"/>
           <w:sz w:val="19"/>
         </w:rPr>
-        <w:t>Menú: Control de activos › Activos</w:t>
+        <w:t>Menú: Control de activos › Configuración de activos › Posiciones</w:t>
       </w:r>
     </w:p>
     <w:p>
@@ -5585,20 +5402,7 @@
         <w:rPr>
           <w:sz w:val="21"/>
         </w:rPr>
-        <w:t>Abra Activos.</w:t>
-      </w:r>
-    </w:p>
-    <w:p>
-      <w:pPr>
-        <w:spacing w:after="120"/>
-        <w:ind w:left="680"/>
-      </w:pPr>
-      <w:r>
-        <w:rPr>
-          <w:color w:val="555555"/>
-          <w:sz w:val="19"/>
-        </w:rPr>
-        <w:t>Tiene estas pestañas: Resumen · Ficha · Historial · Órdenes de trabajo · Mantenimiento · Inspecciones y tareas · Más</w:t>
+        <w:t>Desde esa pantalla, abra Etiquetas.</w:t>
       </w:r>
     </w:p>
     <w:p>
@@ -5617,7 +5421,7 @@
         <w:rPr>
           <w:sz w:val="21"/>
         </w:rPr>
-        <w:t>Abra el formulario y complete los datos.</w:t>
+        <w:t>Complete los datos.</w:t>
       </w:r>
     </w:p>
     <w:p>
@@ -5630,7 +5434,7 @@
           <w:color w:val="555555"/>
           <w:sz w:val="19"/>
         </w:rPr>
-        <w:t>Hay 2 campos; 2 son obligatorios.</w:t>
+        <w:t>Son 2 campos; 2 obligatorios.</w:t>
       </w:r>
     </w:p>
     <w:tbl>
@@ -6093,7 +5897,7 @@
         <w:rPr>
           <w:sz w:val="21"/>
         </w:rPr>
-        <w:t>Entre a Activos.</w:t>
+        <w:t>Entre a Tipos de activo.</w:t>
       </w:r>
     </w:p>
     <w:p>
@@ -6106,7 +5910,7 @@
           <w:color w:val="555555"/>
           <w:sz w:val="19"/>
         </w:rPr>
-        <w:t>Menú: Control de activos › Activos</w:t>
+        <w:t>Menú: Control de activos › Configuración de activos › Tipos de activo</w:t>
       </w:r>
     </w:p>
     <w:p>
@@ -6125,20 +5929,7 @@
         <w:rPr>
           <w:sz w:val="21"/>
         </w:rPr>
-        <w:t>Abra Activos.</w:t>
-      </w:r>
-    </w:p>
-    <w:p>
-      <w:pPr>
-        <w:spacing w:after="120"/>
-        <w:ind w:left="680"/>
-      </w:pPr>
-      <w:r>
-        <w:rPr>
-          <w:color w:val="555555"/>
-          <w:sz w:val="19"/>
-        </w:rPr>
-        <w:t>Tiene estas pestañas: Resumen · Ficha · Historial · Órdenes de trabajo · Mantenimiento · Inspecciones y tareas · Más</w:t>
+        <w:t>Desde el listado, pulse «Nuevo» para crear, o elija la fila que quiere modificar. Se abre Tipo de activo (detalle).</w:t>
       </w:r>
     </w:p>
     <w:p>
@@ -6157,7 +5948,7 @@
         <w:rPr>
           <w:sz w:val="21"/>
         </w:rPr>
-        <w:t>Abra el formulario y complete los datos.</w:t>
+        <w:t>Complete los datos.</w:t>
       </w:r>
     </w:p>
     <w:p>
@@ -6170,7 +5961,7 @@
           <w:color w:val="555555"/>
           <w:sz w:val="19"/>
         </w:rPr>
-        <w:t>Hay 4 campos; 2 son obligatorios.</w:t>
+        <w:t>Son 4 campos; 2 obligatorios.</w:t>
       </w:r>
     </w:p>
     <w:tbl>
@@ -6749,7 +6540,7 @@
         <w:rPr>
           <w:sz w:val="21"/>
         </w:rPr>
-        <w:t>Entre a Activos.</w:t>
+        <w:t>Entre a Modelos de activo.</w:t>
       </w:r>
     </w:p>
     <w:p>
@@ -6762,7 +6553,7 @@
           <w:color w:val="555555"/>
           <w:sz w:val="19"/>
         </w:rPr>
-        <w:t>Menú: Control de activos › Activos</w:t>
+        <w:t>Menú: Control de activos › Configuración de activos › Modelos de activo</w:t>
       </w:r>
     </w:p>
     <w:p>
@@ -6781,20 +6572,7 @@
         <w:rPr>
           <w:sz w:val="21"/>
         </w:rPr>
-        <w:t>Abra Activos.</w:t>
-      </w:r>
-    </w:p>
-    <w:p>
-      <w:pPr>
-        <w:spacing w:after="120"/>
-        <w:ind w:left="680"/>
-      </w:pPr>
-      <w:r>
-        <w:rPr>
-          <w:color w:val="555555"/>
-          <w:sz w:val="19"/>
-        </w:rPr>
-        <w:t>Tiene estas pestañas: Resumen · Ficha · Historial · Órdenes de trabajo · Mantenimiento · Inspecciones y tareas · Más</w:t>
+        <w:t>Desde el listado, pulse «Nuevo» para crear, o elija la fila que quiere modificar. Se abre Modelo (detalle).</w:t>
       </w:r>
     </w:p>
     <w:p>
@@ -6813,7 +6591,7 @@
         <w:rPr>
           <w:sz w:val="21"/>
         </w:rPr>
-        <w:t>Abra el formulario y complete los datos.</w:t>
+        <w:t>Complete los datos.</w:t>
       </w:r>
     </w:p>
     <w:p>
@@ -6826,7 +6604,7 @@
           <w:color w:val="555555"/>
           <w:sz w:val="19"/>
         </w:rPr>
-        <w:t>Hay 5 campos; 3 son obligatorios.</w:t>
+        <w:t>Son 5 campos; 3 obligatorios.</w:t>
       </w:r>
     </w:p>
     <w:tbl>
@@ -7419,7 +7197,7 @@
         <w:rPr>
           <w:sz w:val="21"/>
         </w:rPr>
-        <w:t>Entre a Activos.</w:t>
+        <w:t>Entre a Atributos técnicos.</w:t>
       </w:r>
     </w:p>
     <w:p>
@@ -7432,7 +7210,7 @@
           <w:color w:val="555555"/>
           <w:sz w:val="19"/>
         </w:rPr>
-        <w:t>Menú: Control de activos › Activos</w:t>
+        <w:t>Menú: Control de activos › Configuración de activos › Atributos técnicos</w:t>
       </w:r>
     </w:p>
     <w:p>
@@ -7451,20 +7229,7 @@
         <w:rPr>
           <w:sz w:val="21"/>
         </w:rPr>
-        <w:t>Abra Activos.</w:t>
-      </w:r>
-    </w:p>
-    <w:p>
-      <w:pPr>
-        <w:spacing w:after="120"/>
-        <w:ind w:left="680"/>
-      </w:pPr>
-      <w:r>
-        <w:rPr>
-          <w:color w:val="555555"/>
-          <w:sz w:val="19"/>
-        </w:rPr>
-        <w:t>Tiene estas pestañas: Resumen · Ficha · Historial · Órdenes de trabajo · Mantenimiento · Inspecciones y tareas · Más</w:t>
+        <w:t>Desde el listado, pulse «Nuevo» para crear, o elija la fila que quiere modificar. Se abre Atributo (detalle).</w:t>
       </w:r>
     </w:p>
     <w:p>
@@ -7483,7 +7248,7 @@
         <w:rPr>
           <w:sz w:val="21"/>
         </w:rPr>
-        <w:t>Abra el formulario y complete los datos.</w:t>
+        <w:t>Complete los datos.</w:t>
       </w:r>
     </w:p>
     <w:p>
@@ -7496,7 +7261,7 @@
           <w:color w:val="555555"/>
           <w:sz w:val="19"/>
         </w:rPr>
-        <w:t>Hay 6 campos; 4 son obligatorios.</w:t>
+        <w:t>Son 6 campos; 4 obligatorios.</w:t>
       </w:r>
     </w:p>
     <w:tbl>
@@ -8562,7 +8327,7 @@
           <w:color w:val="555555"/>
           <w:sz w:val="18"/>
         </w:rPr>
-        <w:t>Generado desde el Product Backlog (historias, campos de entrada y criterios de aceptación) y desde la tabla Menus de la base. Para actualizarlo: python _scratch/gen_manual_modulo.py</w:t>
+        <w:t>Generado desde el Product Backlog (historias, campos de entrada y criterios de aceptación), desde la tabla Menus de la base y desde las pestañas leídas de los .aspx. Para actualizarlo: python _scratch/gen_manual_modulo.py</w:t>
       </w:r>
     </w:p>
     <w:sectPr>
